--- a/resources/templates/certificado_convenio_dirigido_afp_template.docx
+++ b/resources/templates/certificado_convenio_dirigido_afp_template.docx
@@ -29,7 +29,7 @@
           <w:noProof/>
           <w:lang w:val="es-419" w:eastAsia="es-419"/>
         </w:rPr>
-        <w:pict w14:anchorId="013C4B78">
+        <w:pict w14:anchorId="17CF4BFC">
           <v:shapetype id="_x0000_t201" coordsize="21600,21600" o:spt="201" path="m,l,21600r21600,l21600,xe">
             <v:stroke joinstyle="miter"/>
             <v:path shadowok="f" o:extrusionok="f" strokeok="f" fillok="f" o:connecttype="rect"/>
@@ -107,194 +107,23 @@
           <w:i/>
           <w:iCs/>
         </w:rPr>
-        <w:t>${AFP}</w:t>
-      </w:r>
+        <w:t>Administradora de Fondos de Pensiones</w:t>
+      </w:r>
+    </w:p>
+    <w:bookmarkEnd w:id="0"/>
+    <w:p>
+      <w:pPr>
+        <w:spacing w:after="0" w:line="240" w:lineRule="auto"/>
+        <w:rPr>
+          <w:rFonts w:asciiTheme="minorHAnsi" w:hAnsiTheme="minorHAnsi" w:cstheme="minorHAnsi"/>
+          <w:b/>
+          <w:bCs/>
+        </w:rPr>
+      </w:pPr>
     </w:p>
     <w:p>
       <w:pPr>
         <w:spacing w:after="0" w:line="240" w:lineRule="auto"/>
-        <w:jc w:val="both"/>
-        <w:rPr>
-          <w:rFonts w:asciiTheme="minorHAnsi" w:hAnsiTheme="minorHAnsi"/>
-          <w:i/>
-          <w:iCs/>
-        </w:rPr>
-      </w:pPr>
-      <w:r>
-        <w:rPr>
-          <w:rFonts w:asciiTheme="minorHAnsi" w:hAnsiTheme="minorHAnsi"/>
-          <w:i/>
-          <w:iCs/>
-        </w:rPr>
-        <w:t>AFP</w:t>
-      </w:r>
-      <w:r>
-        <w:rPr>
-          <w:rFonts w:asciiTheme="minorHAnsi" w:hAnsiTheme="minorHAnsi"/>
-          <w:i/>
-          <w:iCs/>
-        </w:rPr>
-        <w:fldChar w:fldCharType="begin"/>
-      </w:r>
-      <w:r>
-        <w:rPr>
-          <w:rFonts w:asciiTheme="minorHAnsi" w:hAnsiTheme="minorHAnsi"/>
-          <w:i/>
-          <w:iCs/>
-        </w:rPr>
-        <w:instrText xml:space="preserve"> IF </w:instrText>
-      </w:r>
-      <w:r>
-        <w:rPr>
-          <w:rFonts w:asciiTheme="minorHAnsi" w:hAnsiTheme="minorHAnsi"/>
-          <w:i/>
-          <w:iCs/>
-        </w:rPr>
-        <w:fldChar w:fldCharType="begin"/>
-      </w:r>
-      <w:r>
-        <w:rPr>
-          <w:rFonts w:asciiTheme="minorHAnsi" w:hAnsiTheme="minorHAnsi"/>
-          <w:i/>
-          <w:iCs/>
-        </w:rPr>
-        <w:instrText xml:space="preserve"> MERGEFIELD DESTINATARIO </w:instrText>
-      </w:r>
-      <w:r>
-        <w:rPr>
-          <w:rFonts w:asciiTheme="minorHAnsi" w:hAnsiTheme="minorHAnsi"/>
-          <w:i/>
-          <w:iCs/>
-        </w:rPr>
-        <w:fldChar w:fldCharType="end"/>
-      </w:r>
-      <w:r>
-        <w:rPr>
-          <w:rFonts w:asciiTheme="minorHAnsi" w:hAnsiTheme="minorHAnsi"/>
-          <w:i/>
-          <w:iCs/>
-        </w:rPr>
-        <w:instrText xml:space="preserve"> &lt;&gt; "" "Señores</w:instrText>
-      </w:r>
-    </w:p>
-    <w:p>
-      <w:pPr>
-        <w:spacing w:after="0" w:line="240" w:lineRule="auto"/>
-        <w:ind w:firstLine="708"/>
-        <w:jc w:val="both"/>
-        <w:rPr>
-          <w:rFonts w:asciiTheme="minorHAnsi" w:hAnsiTheme="minorHAnsi"/>
-          <w:b/>
-          <w:bCs/>
-          <w:i/>
-          <w:iCs/>
-          <w:noProof/>
-        </w:rPr>
-      </w:pPr>
-      <w:r>
-        <w:rPr>
-          <w:rFonts w:asciiTheme="minorHAnsi" w:hAnsiTheme="minorHAnsi"/>
-          <w:b/>
-          <w:bCs/>
-          <w:i/>
-          <w:iCs/>
-        </w:rPr>
-        <w:fldChar w:fldCharType="begin"/>
-      </w:r>
-      <w:r>
-        <w:rPr>
-          <w:rFonts w:asciiTheme="minorHAnsi" w:hAnsiTheme="minorHAnsi"/>
-          <w:b/>
-          <w:bCs/>
-          <w:i/>
-          <w:iCs/>
-        </w:rPr>
-        <w:instrText xml:space="preserve"> MERGEFIELD  DESTINATARIO \* Upper </w:instrText>
-      </w:r>
-      <w:r>
-        <w:rPr>
-          <w:rFonts w:asciiTheme="minorHAnsi" w:hAnsiTheme="minorHAnsi"/>
-          <w:b/>
-          <w:bCs/>
-          <w:i/>
-          <w:iCs/>
-        </w:rPr>
-        <w:fldChar w:fldCharType="separate"/>
-      </w:r>
-      <w:r>
-        <w:rPr>
-          <w:rFonts w:asciiTheme="minorHAnsi" w:hAnsiTheme="minorHAnsi"/>
-          <w:b/>
-          <w:bCs/>
-          <w:i/>
-          <w:iCs/>
-          <w:noProof/>
-        </w:rPr>
-        <w:instrText>COOPERATIVA FINANCIERA</w:instrText>
-      </w:r>
-    </w:p>
-    <w:p>
-      <w:pPr>
-        <w:spacing w:after="0" w:line="240" w:lineRule="auto"/>
-        <w:ind w:firstLine="708"/>
-        <w:rPr>
-          <w:rFonts w:asciiTheme="minorHAnsi" w:hAnsiTheme="minorHAnsi" w:cstheme="minorHAnsi"/>
-          <w:b/>
-          <w:bCs/>
-        </w:rPr>
-      </w:pPr>
-      <w:r>
-        <w:rPr>
-          <w:rFonts w:asciiTheme="minorHAnsi" w:hAnsiTheme="minorHAnsi"/>
-          <w:b/>
-          <w:bCs/>
-          <w:i/>
-          <w:iCs/>
-          <w:noProof/>
-        </w:rPr>
-        <w:instrText>MEDELLIN</w:instrText>
-      </w:r>
-      <w:r>
-        <w:rPr>
-          <w:rFonts w:asciiTheme="minorHAnsi" w:hAnsiTheme="minorHAnsi"/>
-          <w:b/>
-          <w:bCs/>
-          <w:i/>
-          <w:iCs/>
-        </w:rPr>
-        <w:fldChar w:fldCharType="end"/>
-      </w:r>
-      <w:r>
-        <w:rPr>
-          <w:rFonts w:asciiTheme="minorHAnsi" w:hAnsiTheme="minorHAnsi"/>
-          <w:b/>
-          <w:bCs/>
-          <w:i/>
-          <w:iCs/>
-        </w:rPr>
-        <w:instrText xml:space="preserve"> </w:instrText>
-      </w:r>
-      <w:r>
-        <w:rPr>
-          <w:rFonts w:asciiTheme="minorHAnsi" w:hAnsiTheme="minorHAnsi"/>
-          <w:i/>
-          <w:iCs/>
-        </w:rPr>
-        <w:instrText xml:space="preserve">" "" </w:instrText>
-      </w:r>
-      <w:r>
-        <w:rPr>
-          <w:rFonts w:asciiTheme="minorHAnsi" w:hAnsiTheme="minorHAnsi"/>
-          <w:i/>
-          <w:iCs/>
-        </w:rPr>
-        <w:fldChar w:fldCharType="end"/>
-      </w:r>
-      <w:bookmarkEnd w:id="0"/>
-    </w:p>
-    <w:p>
-      <w:pPr>
-        <w:spacing w:after="0" w:line="240" w:lineRule="auto"/>
         <w:rPr>
           <w:rFonts w:asciiTheme="minorHAnsi" w:hAnsiTheme="minorHAnsi"/>
           <w:b/>
@@ -341,7 +170,7 @@
           <w:iCs/>
           <w:u w:val="single"/>
         </w:rPr>
-        <w:t>Corrección de Historia en AFP</w:t>
+        <w:t xml:space="preserve">Corrección de Historia en </w:t>
       </w:r>
       <w:r>
         <w:rPr>
@@ -351,18 +180,7 @@
           <w:iCs/>
           <w:u w:val="single"/>
         </w:rPr>
-        <w:t xml:space="preserve"> </w:t>
-      </w:r>
-      <w:r>
-        <w:rPr>
-          <w:rFonts w:asciiTheme="minorHAnsi" w:hAnsiTheme="minorHAnsi"/>
-          <w:b/>
-          <w:bCs/>
-          <w:i/>
-          <w:iCs/>
-          <w:u w:val="single"/>
-        </w:rPr>
-        <w:t>${AFP}</w:t>
+        <w:t>Administradora de Fondos de Pensiones</w:t>
       </w:r>
     </w:p>
     <w:p>
@@ -9579,7 +9397,7 @@
           <w:iCs/>
           <w:u w:val="single"/>
         </w:rPr>
-        <w:t>Corrección de Historia en AFP</w:t>
+        <w:t xml:space="preserve">Corrección de Historia en </w:t>
       </w:r>
       <w:r>
         <w:rPr>
@@ -9590,18 +9408,18 @@
           <w:iCs/>
           <w:u w:val="single"/>
         </w:rPr>
-        <w:t xml:space="preserve"> </w:t>
-      </w:r>
-      <w:r>
-        <w:rPr>
-          <w:rFonts w:asciiTheme="minorHAnsi" w:hAnsiTheme="minorHAnsi"/>
+        <w:t xml:space="preserve">la </w:t>
+      </w:r>
+      <w:r>
+        <w:rPr>
+          <w:rFonts w:asciiTheme="minorHAnsi" w:hAnsiTheme="minorHAnsi" w:cstheme="minorHAnsi"/>
           <w:b/>
           <w:bCs/>
           <w:i/>
           <w:iCs/>
           <w:u w:val="single"/>
         </w:rPr>
-        <w:t>${AFP}</w:t>
+        <w:t>Administradora de Fondos de Pensiones</w:t>
       </w:r>
       <w:r>
         <w:rPr>
@@ -9811,21 +9629,7 @@
     </w:p>
     <w:p>
       <w:pPr>
-        <w:pStyle w:val="Sinespaciado"/>
-        <w:ind w:left="709"/>
-        <w:jc w:val="both"/>
-        <w:rPr>
-          <w:b/>
-          <w:i/>
-          <w:iCs/>
-        </w:rPr>
-      </w:pPr>
-    </w:p>
-    <w:p>
-      <w:pPr>
         <w:spacing w:after="0" w:line="240" w:lineRule="auto"/>
-        <w:ind w:left="708"/>
-        <w:jc w:val="right"/>
         <w:rPr>
           <w:rFonts w:asciiTheme="minorHAnsi" w:hAnsiTheme="minorHAnsi"/>
           <w:b/>
@@ -10438,7 +10242,7 @@
         <v:path o:extrusionok="f" gradientshapeok="t" o:connecttype="rect"/>
         <o:lock v:ext="edit" aspectratio="t"/>
       </v:shapetype>
-      <v:shape id="Imagen 1302488667" o:spid="_x0000_i1025" type="#_x0000_t75" style="width:11pt;height:11pt;visibility:visible;mso-wrap-style:square" o:bullet="t">
+      <v:shape id="Imagen 1302488667" o:spid="_x0000_i1025" type="#_x0000_t75" style="width:10.9pt;height:10.9pt;visibility:visible;mso-wrap-style:square" o:bullet="t">
         <v:imagedata r:id="rId1" o:title=""/>
       </v:shape>
     </w:pict>

--- a/resources/templates/certificado_convenio_dirigido_afp_template.docx
+++ b/resources/templates/certificado_convenio_dirigido_afp_template.docx
@@ -4,18 +4,6 @@
   <w:body>
     <w:p>
       <w:pPr>
-        <w:ind w:left="1416" w:hanging="708"/>
-        <w:rPr>
-          <w:rFonts w:asciiTheme="minorHAnsi" w:hAnsiTheme="minorHAnsi"/>
-          <w:i/>
-          <w:iCs/>
-          <w:sz w:val="24"/>
-          <w:szCs w:val="24"/>
-        </w:rPr>
-      </w:pPr>
-    </w:p>
-    <w:p>
-      <w:pPr>
         <w:rPr>
           <w:rFonts w:asciiTheme="minorHAnsi" w:hAnsiTheme="minorHAnsi" w:cstheme="minorHAnsi"/>
           <w:i/>
@@ -29,7 +17,7 @@
           <w:noProof/>
           <w:lang w:val="es-419" w:eastAsia="es-419"/>
         </w:rPr>
-        <w:pict w14:anchorId="17CF4BFC">
+        <w:pict w14:anchorId="79F8208C">
           <v:shapetype id="_x0000_t201" coordsize="21600,21600" o:spt="201" path="m,l,21600r21600,l21600,xe">
             <v:stroke joinstyle="miter"/>
             <v:path shadowok="f" o:extrusionok="f" strokeok="f" fillok="f" o:connecttype="rect"/>
@@ -109,17 +97,7 @@
         </w:rPr>
         <w:t>Administradora de Fondos de Pensiones</w:t>
       </w:r>
-    </w:p>
-    <w:bookmarkEnd w:id="0"/>
-    <w:p>
-      <w:pPr>
-        <w:spacing w:after="0" w:line="240" w:lineRule="auto"/>
-        <w:rPr>
-          <w:rFonts w:asciiTheme="minorHAnsi" w:hAnsiTheme="minorHAnsi" w:cstheme="minorHAnsi"/>
-          <w:b/>
-          <w:bCs/>
-        </w:rPr>
-      </w:pPr>
+      <w:bookmarkEnd w:id="0"/>
     </w:p>
     <w:p>
       <w:pPr>
@@ -140,19 +118,6 @@
         </w:rPr>
         <w:br/>
       </w:r>
-    </w:p>
-    <w:p>
-      <w:pPr>
-        <w:spacing w:afterLines="120" w:after="288" w:line="240" w:lineRule="auto"/>
-        <w:rPr>
-          <w:rFonts w:asciiTheme="minorHAnsi" w:hAnsiTheme="minorHAnsi"/>
-          <w:b/>
-          <w:bCs/>
-          <w:i/>
-          <w:iCs/>
-          <w:u w:val="single"/>
-        </w:rPr>
-      </w:pPr>
       <w:r>
         <w:rPr>
           <w:rFonts w:asciiTheme="minorHAnsi" w:hAnsiTheme="minorHAnsi"/>
@@ -9450,17 +9415,6 @@
     <w:p>
       <w:pPr>
         <w:spacing w:after="0" w:line="240" w:lineRule="auto"/>
-        <w:rPr>
-          <w:rFonts w:asciiTheme="minorHAnsi" w:hAnsiTheme="minorHAnsi"/>
-          <w:i/>
-          <w:iCs/>
-        </w:rPr>
-      </w:pPr>
-    </w:p>
-    <w:p>
-      <w:pPr>
-        <w:spacing w:after="0" w:line="240" w:lineRule="auto"/>
-        <w:ind w:left="709"/>
         <w:rPr>
           <w:rFonts w:asciiTheme="minorHAnsi" w:hAnsiTheme="minorHAnsi"/>
           <w:i/>
@@ -9630,17 +9584,6 @@
     <w:p>
       <w:pPr>
         <w:spacing w:after="0" w:line="240" w:lineRule="auto"/>
-        <w:rPr>
-          <w:rFonts w:asciiTheme="minorHAnsi" w:hAnsiTheme="minorHAnsi"/>
-          <w:b/>
-          <w:i/>
-          <w:iCs/>
-        </w:rPr>
-      </w:pPr>
-    </w:p>
-    <w:p>
-      <w:pPr>
-        <w:spacing w:after="0" w:line="240" w:lineRule="auto"/>
         <w:ind w:left="708"/>
         <w:jc w:val="right"/>
         <w:rPr>
@@ -9650,33 +9593,6 @@
           <w:iCs/>
         </w:rPr>
       </w:pPr>
-      <w:r>
-        <w:rPr>
-          <w:rFonts w:asciiTheme="minorHAnsi" w:hAnsiTheme="minorHAnsi"/>
-          <w:b/>
-          <w:i/>
-          <w:iCs/>
-        </w:rPr>
-        <w:tab/>
-      </w:r>
-      <w:r>
-        <w:rPr>
-          <w:rFonts w:asciiTheme="minorHAnsi" w:hAnsiTheme="minorHAnsi"/>
-          <w:b/>
-          <w:i/>
-          <w:iCs/>
-        </w:rPr>
-        <w:tab/>
-      </w:r>
-      <w:r>
-        <w:rPr>
-          <w:rFonts w:asciiTheme="minorHAnsi" w:hAnsiTheme="minorHAnsi"/>
-          <w:b/>
-          <w:i/>
-          <w:iCs/>
-        </w:rPr>
-        <w:tab/>
-      </w:r>
       <w:r>
         <w:rPr>
           <w:rFonts w:asciiTheme="minorHAnsi" w:hAnsiTheme="minorHAnsi"/>
@@ -9809,7 +9725,7 @@
       <w:headerReference w:type="default" r:id="rId10"/>
       <w:footerReference w:type="default" r:id="rId11"/>
       <w:pgSz w:w="12242" w:h="15842" w:code="1"/>
-      <w:pgMar w:top="993" w:right="1610" w:bottom="1418" w:left="1701" w:header="709" w:footer="709" w:gutter="0"/>
+      <w:pgMar w:top="1985" w:right="1701" w:bottom="1985" w:left="1701" w:header="709" w:footer="709" w:gutter="0"/>
       <w:paperSrc w:first="1" w:other="1"/>
       <w:pgNumType w:start="1"/>
       <w:cols w:space="708"/>
@@ -10223,7 +10139,7 @@
 <w:numbering xmlns:wpc="http://schemas.microsoft.com/office/word/2010/wordprocessingCanvas" xmlns:cx="http://schemas.microsoft.com/office/drawing/2014/chartex" xmlns:cx1="http://schemas.microsoft.com/office/drawing/2015/9/8/chartex" xmlns:cx2="http://schemas.microsoft.com/office/drawing/2015/10/21/chartex" xmlns:cx3="http://schemas.microsoft.com/office/drawing/2016/5/9/chartex" xmlns:cx4="http://schemas.microsoft.com/office/drawing/2016/5/10/chartex" xmlns:cx5="http://schemas.microsoft.com/office/drawing/2016/5/11/chartex" xmlns:cx6="http://schemas.microsoft.com/office/drawing/2016/5/12/chartex" xmlns:cx7="http://schemas.microsoft.com/office/drawing/2016/5/13/chartex" xmlns:cx8="http://schemas.microsoft.com/office/drawing/2016/5/14/chartex" xmlns:mc="http://schemas.openxmlformats.org/markup-compatibility/2006" xmlns:aink="http://schemas.microsoft.com/office/drawing/2016/ink" xmlns:am3d="http://schemas.microsoft.com/office/drawing/2017/model3d" xmlns:o="urn:schemas-microsoft-com:office:office" xmlns:oel="http://schemas.microsoft.com/office/2019/extlst" xmlns:r="http://schemas.openxmlformats.org/officeDocument/2006/relationships" xmlns:m="http://schemas.openxmlformats.org/officeDocument/2006/math" xmlns:v="urn:schemas-microsoft-com:vml" xmlns:wp14="http://schemas.microsoft.com/office/word/2010/wordprocessingDrawing" xmlns:wp="http://schemas.openxmlformats.org/drawingml/2006/wordprocessingDrawing" xmlns:w10="urn:schemas-microsoft-com:office:word" xmlns:w="http://schemas.openxmlformats.org/wordprocessingml/2006/main" xmlns:w14="http://schemas.microsoft.com/office/word/2010/wordml" xmlns:w15="http://schemas.microsoft.com/office/word/2012/wordml" xmlns:w16cex="http://schemas.microsoft.com/office/word/2018/wordml/cex" xmlns:w16cid="http://schemas.microsoft.com/office/word/2016/wordml/cid" xmlns:w16="http://schemas.microsoft.com/office/word/2018/wordml" xmlns:w16du="http://schemas.microsoft.com/office/word/2023/wordml/word16du" xmlns:w16sdtdh="http://schemas.microsoft.com/office/word/2020/wordml/sdtdatahash" xmlns:w16sdtfl="http://schemas.microsoft.com/office/word/2024/wordml/sdtformatlock" xmlns:w16se="http://schemas.microsoft.com/office/word/2015/wordml/symex" xmlns:wpg="http://schemas.microsoft.com/office/word/2010/wordprocessingGroup" xmlns:wpi="http://schemas.microsoft.com/office/word/2010/wordprocessingInk" xmlns:wne="http://schemas.microsoft.com/office/word/2006/wordml" xmlns:wps="http://schemas.microsoft.com/office/word/2010/wordprocessingShape" mc:Ignorable="w14 w15 w16se w16cid w16 w16cex w16sdtdh w16sdtfl w16du wp14">
   <w:numPicBullet w:numPicBulletId="0">
     <w:pict>
-      <v:shapetype id="_x0000_t75" coordsize="21600,21600" o:spt="75" o:preferrelative="t" path="m@4@5l@4@11@9@11@9@5xe" filled="f" stroked="f">
+      <v:shapetype w14:anchorId="79F8208C" id="_x0000_t75" coordsize="21600,21600" o:spt="75" o:preferrelative="t" path="m@4@5l@4@11@9@11@9@5xe" filled="f" stroked="f">
         <v:stroke joinstyle="miter"/>
         <v:formulas>
           <v:f eqn="if lineDrawn pixelLineWidth 0"/>

--- a/resources/templates/certificado_convenio_dirigido_afp_template.docx
+++ b/resources/templates/certificado_convenio_dirigido_afp_template.docx
@@ -17,13 +17,21 @@
           <w:noProof/>
           <w:lang w:val="es-419" w:eastAsia="es-419"/>
         </w:rPr>
+      </w:r>
+      <w:r>
+        <w:rPr>
+          <w:i/>
+          <w:iCs/>
+          <w:noProof/>
+          <w:lang w:val="es-419" w:eastAsia="es-419"/>
+        </w:rPr>
         <w:pict w14:anchorId="79F8208C">
           <v:shapetype id="_x0000_t201" coordsize="21600,21600" o:spt="201" path="m,l,21600r21600,l21600,xe">
             <v:stroke joinstyle="miter"/>
             <v:path shadowok="f" o:extrusionok="f" strokeok="f" fillok="f" o:connecttype="rect"/>
             <o:lock v:ext="edit" shapetype="t"/>
           </v:shapetype>
-          <v:shape id="_x0000_s2050" type="#_x0000_t201" alt="" style="position:absolute;margin-left:537.85pt;margin-top:34.8pt;width:83.25pt;height:36.75pt;z-index:251660288;mso-wrap-edited:f;mso-width-percent:0;mso-height-percent:0;mso-width-percent:0;mso-height-percent:0" o:preferrelative="t" filled="f" stroked="f">
+          <v:shape id="_x0000_s1026" type="#_x0000_t201" alt="" style="position:absolute;margin-left:537.85pt;margin-top:34.8pt;width:83.25pt;height:36.75pt;z-index:251660288;mso-wrap-edited:f;mso-width-percent:0;mso-height-percent:0;mso-width-percent:0;mso-height-percent:0" o:preferrelative="t" filled="f" stroked="f">
             <v:imagedata r:id="rId8" o:title=""/>
             <o:lock v:ext="edit" aspectratio="t"/>
           </v:shape>
@@ -40,6 +48,8 @@
       <w:r>
         <w:rPr>
           <w:rFonts w:asciiTheme="minorHAnsi" w:hAnsiTheme="minorHAnsi" w:cstheme="minorHAnsi"/>
+          <w:i/>
+          <w:iCs/>
         </w:rPr>
         <w:t>${FECHA_CERTIFICADO}</w:t>
       </w:r>
@@ -115,6 +125,8 @@
           <w:rFonts w:asciiTheme="minorHAnsi" w:hAnsiTheme="minorHAnsi" w:cstheme="minorHAnsi"/>
           <w:b/>
           <w:bCs/>
+          <w:i/>
+          <w:iCs/>
         </w:rPr>
         <w:br/>
       </w:r>
@@ -356,9 +368,22 @@
           <w:i/>
           <w:iCs/>
         </w:rPr>
-        <w:t>${SE_ENCUENTRA_ESTUVO}</w:t>
-      </w:r>
-      <w:r>
+        <w:t xml:space="preserve">${SE_ENCUENTRA_ESTUVO} </w:t>
+      </w:r>
+      <w:r>
+        <w:rPr>
+          <w:rFonts w:asciiTheme="minorHAnsi" w:hAnsiTheme="minorHAnsi" w:cstheme="minorHAnsi"/>
+          <w:i/>
+          <w:iCs/>
+        </w:rPr>
+        <w:t>afiliada</w:t>
+      </w:r>
+      <w:r>
+        <w:rPr>
+          <w:rFonts w:asciiTheme="minorHAnsi" w:hAnsiTheme="minorHAnsi" w:cstheme="minorHAnsi"/>
+          <w:i/>
+          <w:iCs/>
+        </w:rPr>
         <w:t xml:space="preserve"> </w:t>
       </w:r>
       <w:r>
@@ -367,7 +392,88 @@
           <w:i/>
           <w:iCs/>
         </w:rPr>
-        <w:t>afiliada</w:t>
+        <w:fldChar w:fldCharType="begin"/>
+      </w:r>
+      <w:r>
+        <w:rPr>
+          <w:rFonts w:asciiTheme="minorHAnsi" w:hAnsiTheme="minorHAnsi" w:cstheme="minorHAnsi"/>
+          <w:i/>
+          <w:iCs/>
+        </w:rPr>
+        <w:instrText xml:space="preserve"> IF </w:instrText>
+      </w:r>
+      <w:r>
+        <w:rPr>
+          <w:rFonts w:asciiTheme="minorHAnsi" w:hAnsiTheme="minorHAnsi" w:cstheme="minorHAnsi"/>
+          <w:i/>
+          <w:iCs/>
+        </w:rPr>
+        <w:fldChar w:fldCharType="begin"/>
+      </w:r>
+      <w:r>
+        <w:rPr>
+          <w:rFonts w:asciiTheme="minorHAnsi" w:hAnsiTheme="minorHAnsi" w:cstheme="minorHAnsi"/>
+          <w:i/>
+          <w:iCs/>
+        </w:rPr>
+        <w:instrText xml:space="preserve"> MERGEFIELD SEXO </w:instrText>
+      </w:r>
+      <w:r>
+        <w:rPr>
+          <w:rFonts w:asciiTheme="minorHAnsi" w:hAnsiTheme="minorHAnsi" w:cstheme="minorHAnsi"/>
+          <w:i/>
+          <w:iCs/>
+        </w:rPr>
+        <w:fldChar w:fldCharType="separate"/>
+      </w:r>
+      <w:r>
+        <w:rPr>
+          <w:rFonts w:asciiTheme="minorHAnsi" w:hAnsiTheme="minorHAnsi" w:cstheme="minorHAnsi"/>
+          <w:i/>
+          <w:iCs/>
+          <w:noProof/>
+        </w:rPr>
+        <w:instrText>M</w:instrText>
+      </w:r>
+      <w:r>
+        <w:rPr>
+          <w:rFonts w:asciiTheme="minorHAnsi" w:hAnsiTheme="minorHAnsi" w:cstheme="minorHAnsi"/>
+          <w:i/>
+          <w:iCs/>
+        </w:rPr>
+        <w:fldChar w:fldCharType="end"/>
+      </w:r>
+      <w:r>
+        <w:rPr>
+          <w:rFonts w:asciiTheme="minorHAnsi" w:hAnsiTheme="minorHAnsi" w:cstheme="minorHAnsi"/>
+          <w:i/>
+          <w:iCs/>
+        </w:rPr>
+        <w:instrText xml:space="preserve"> = "F" "afiliada" "" </w:instrText>
+      </w:r>
+      <w:r>
+        <w:rPr>
+          <w:rFonts w:asciiTheme="minorHAnsi" w:hAnsiTheme="minorHAnsi" w:cstheme="minorHAnsi"/>
+          <w:i/>
+          <w:iCs/>
+        </w:rPr>
+        <w:fldChar w:fldCharType="end"/>
+      </w:r>
+      <w:r>
+        <w:rPr>
+          <w:rFonts w:asciiTheme="minorHAnsi" w:hAnsiTheme="minorHAnsi" w:cstheme="minorHAnsi"/>
+          <w:i/>
+          <w:iCs/>
+        </w:rPr>
+        <w:t>al Sindicato</w:t>
+      </w:r>
+      <w:r>
+        <w:rPr>
+          <w:rFonts w:asciiTheme="minorHAnsi" w:hAnsiTheme="minorHAnsi" w:cstheme="minorHAnsi"/>
+          <w:i/>
+          <w:iCs/>
+        </w:rPr>
+        <w:t>,</w:t>
       </w:r>
       <w:r>
         <w:rPr>
@@ -383,112 +489,7 @@
           <w:i/>
           <w:iCs/>
         </w:rPr>
-        <w:fldChar w:fldCharType="begin"/>
-      </w:r>
-      <w:r>
-        <w:rPr>
-          <w:rFonts w:asciiTheme="minorHAnsi" w:hAnsiTheme="minorHAnsi" w:cstheme="minorHAnsi"/>
-          <w:i/>
-          <w:iCs/>
-        </w:rPr>
-        <w:instrText xml:space="preserve"> IF </w:instrText>
-      </w:r>
-      <w:r>
-        <w:rPr>
-          <w:rFonts w:asciiTheme="minorHAnsi" w:hAnsiTheme="minorHAnsi" w:cstheme="minorHAnsi"/>
-          <w:i/>
-          <w:iCs/>
-        </w:rPr>
-        <w:fldChar w:fldCharType="begin"/>
-      </w:r>
-      <w:r>
-        <w:rPr>
-          <w:rFonts w:asciiTheme="minorHAnsi" w:hAnsiTheme="minorHAnsi" w:cstheme="minorHAnsi"/>
-          <w:i/>
-          <w:iCs/>
-        </w:rPr>
-        <w:instrText xml:space="preserve"> MERGEFIELD SEXO </w:instrText>
-      </w:r>
-      <w:r>
-        <w:rPr>
-          <w:rFonts w:asciiTheme="minorHAnsi" w:hAnsiTheme="minorHAnsi" w:cstheme="minorHAnsi"/>
-          <w:i/>
-          <w:iCs/>
-        </w:rPr>
-        <w:fldChar w:fldCharType="separate"/>
-      </w:r>
-      <w:r>
-        <w:rPr>
-          <w:rFonts w:asciiTheme="minorHAnsi" w:hAnsiTheme="minorHAnsi" w:cstheme="minorHAnsi"/>
-          <w:i/>
-          <w:iCs/>
-          <w:noProof/>
-        </w:rPr>
-        <w:instrText>M</w:instrText>
-      </w:r>
-      <w:r>
-        <w:rPr>
-          <w:rFonts w:asciiTheme="minorHAnsi" w:hAnsiTheme="minorHAnsi" w:cstheme="minorHAnsi"/>
-          <w:i/>
-          <w:iCs/>
-        </w:rPr>
-        <w:fldChar w:fldCharType="end"/>
-      </w:r>
-      <w:r>
-        <w:rPr>
-          <w:rFonts w:asciiTheme="minorHAnsi" w:hAnsiTheme="minorHAnsi" w:cstheme="minorHAnsi"/>
-          <w:i/>
-          <w:iCs/>
-        </w:rPr>
-        <w:instrText xml:space="preserve"> = "F" "afiliada" "" </w:instrText>
-      </w:r>
-      <w:r>
-        <w:rPr>
-          <w:rFonts w:asciiTheme="minorHAnsi" w:hAnsiTheme="minorHAnsi" w:cstheme="minorHAnsi"/>
-          <w:i/>
-          <w:iCs/>
-        </w:rPr>
-        <w:fldChar w:fldCharType="end"/>
-      </w:r>
-      <w:r>
-        <w:rPr>
-          <w:rFonts w:asciiTheme="minorHAnsi" w:hAnsiTheme="minorHAnsi" w:cstheme="minorHAnsi"/>
-          <w:i/>
-          <w:iCs/>
-        </w:rPr>
-        <w:t>al Sindicato</w:t>
-      </w:r>
-      <w:r>
-        <w:rPr>
-          <w:rFonts w:asciiTheme="minorHAnsi" w:hAnsiTheme="minorHAnsi" w:cstheme="minorHAnsi"/>
-          <w:i/>
-          <w:iCs/>
-        </w:rPr>
-        <w:t>,</w:t>
-      </w:r>
-      <w:r>
-        <w:rPr>
-          <w:rFonts w:asciiTheme="minorHAnsi" w:hAnsiTheme="minorHAnsi" w:cstheme="minorHAnsi"/>
-          <w:i/>
-          <w:iCs/>
-        </w:rPr>
-        <w:t xml:space="preserve"> </w:t>
-      </w:r>
-      <w:r>
-        <w:rPr>
-          <w:rFonts w:asciiTheme="minorHAnsi" w:hAnsiTheme="minorHAnsi" w:cstheme="minorHAnsi"/>
-          <w:i/>
-          <w:iCs/>
-        </w:rPr>
-        <w:t>a</w:t>
-      </w:r>
-      <w:r>
-        <w:rPr>
-          <w:rFonts w:asciiTheme="minorHAnsi" w:hAnsiTheme="minorHAnsi" w:cstheme="minorHAnsi"/>
-          <w:i/>
-          <w:iCs/>
-        </w:rPr>
-        <w:t xml:space="preserve"> través de</w:t>
+        <w:t>a través de</w:t>
       </w:r>
       <w:r>
         <w:rPr>
@@ -508,6 +509,10 @@
         <w:t>${UN_CONVENIO_VARIOS_CONVENIOS}</w:t>
       </w:r>
       <w:r>
+        <w:rPr>
+          <w:i/>
+          <w:iCs/>
+        </w:rPr>
         <w:t xml:space="preserve"> </w:t>
       </w:r>
       <w:r>
@@ -587,21 +592,7 @@
           <w:i/>
           <w:iCs/>
         </w:rPr>
-        <w:t>La fecha de ingreso</w:t>
-      </w:r>
-      <w:r>
-        <w:rPr>
-          <w:i/>
-          <w:iCs/>
-        </w:rPr>
-        <w:t>/retiro</w:t>
-      </w:r>
-      <w:r>
-        <w:rPr>
-          <w:i/>
-          <w:iCs/>
-        </w:rPr>
-        <w:t xml:space="preserve"> puede verificarse en la sección de </w:t>
+        <w:t xml:space="preserve">La fecha de ingreso/retiro puede verificarse en la sección de </w:t>
       </w:r>
       <w:r>
         <w:rPr>
@@ -636,15 +627,7 @@
           <w:i/>
           <w:iCs/>
         </w:rPr>
-        <w:t xml:space="preserve">Los Aportes de Seguridad social son realizados en calidad de </w:t>
-      </w:r>
-      <w:r>
-        <w:rPr>
-          <w:rFonts w:asciiTheme="minorHAnsi" w:hAnsiTheme="minorHAnsi" w:cstheme="minorHAnsi"/>
-          <w:i/>
-          <w:iCs/>
-        </w:rPr>
-        <w:t xml:space="preserve">persona </w:t>
+        <w:t xml:space="preserve">Los Aportes de Seguridad social son realizados en calidad de persona </w:t>
       </w:r>
       <w:r>
         <w:rPr>
@@ -859,14 +842,7 @@
           <w:iCs/>
           <w:color w:val="000000" w:themeColor="text1"/>
         </w:rPr>
-        <w:instrText>&lt;&gt;"" "</w:instrText>
-      </w:r>
-      <w:r>
-        <w:rPr>
-          <w:rFonts w:asciiTheme="minorHAnsi" w:hAnsiTheme="minorHAnsi" w:cstheme="minorHAnsi"/>
-          <w:color w:val="000000" w:themeColor="text1"/>
-        </w:rPr>
-        <w:instrText xml:space="preserve"> </w:instrText>
+        <w:instrText xml:space="preserve">&lt;&gt;"" " </w:instrText>
       </w:r>
       <w:r>
         <w:rPr>
@@ -1193,12 +1169,16 @@
           <w:rFonts w:asciiTheme="minorHAnsi" w:hAnsiTheme="minorHAnsi" w:cstheme="minorHAnsi"/>
           <w:i/>
           <w:iCs/>
+          <w:sz w:val="20"/>
+          <w:szCs w:val="20"/>
         </w:rPr>
       </w:pPr>
       <w:r>
         <w:rPr>
           <w:i/>
           <w:iCs/>
+          <w:sz w:val="20"/>
+          <w:szCs w:val="20"/>
         </w:rPr>
         <w:t>${LISTA_CONVENIOS}</w:t>
       </w:r>
@@ -9343,15 +9323,7 @@
           <w:i/>
           <w:iCs/>
         </w:rPr>
-        <w:t xml:space="preserve"> </w:t>
-      </w:r>
-      <w:r>
-        <w:rPr>
-          <w:rFonts w:asciiTheme="minorHAnsi" w:hAnsiTheme="minorHAnsi" w:cstheme="minorHAnsi"/>
-          <w:i/>
-          <w:iCs/>
-        </w:rPr>
-        <w:t xml:space="preserve">para trámites de </w:t>
+        <w:t xml:space="preserve"> para trámites de </w:t>
       </w:r>
       <w:r>
         <w:rPr>
@@ -9373,42 +9345,15 @@
           <w:iCs/>
           <w:u w:val="single"/>
         </w:rPr>
-        <w:t xml:space="preserve">la </w:t>
-      </w:r>
-      <w:r>
-        <w:rPr>
-          <w:rFonts w:asciiTheme="minorHAnsi" w:hAnsiTheme="minorHAnsi" w:cstheme="minorHAnsi"/>
-          <w:b/>
-          <w:bCs/>
-          <w:i/>
-          <w:iCs/>
-          <w:u w:val="single"/>
-        </w:rPr>
-        <w:t>Administradora de Fondos de Pensiones</w:t>
-      </w:r>
-      <w:r>
-        <w:rPr>
-          <w:rFonts w:asciiTheme="minorHAnsi" w:hAnsiTheme="minorHAnsi" w:cstheme="minorHAnsi"/>
-          <w:i/>
-          <w:iCs/>
-        </w:rPr>
-        <w:t xml:space="preserve">; para tal fin se aporta </w:t>
-      </w:r>
-      <w:r>
-        <w:rPr>
-          <w:rFonts w:asciiTheme="minorHAnsi" w:hAnsiTheme="minorHAnsi" w:cstheme="minorHAnsi"/>
-          <w:i/>
-          <w:iCs/>
-        </w:rPr>
-        <w:t xml:space="preserve">como anexo </w:t>
-      </w:r>
-      <w:r>
-        <w:rPr>
-          <w:rFonts w:asciiTheme="minorHAnsi" w:hAnsiTheme="minorHAnsi" w:cstheme="minorHAnsi"/>
-          <w:i/>
-          <w:iCs/>
-        </w:rPr>
-        <w:t>el Certificado de Aportes a la Seguridad Social pagadas durante el periodo cotizado para revisión.</w:t>
+        <w:t>la Administradora de Fondos de Pensiones</w:t>
+      </w:r>
+      <w:r>
+        <w:rPr>
+          <w:rFonts w:asciiTheme="minorHAnsi" w:hAnsiTheme="minorHAnsi" w:cstheme="minorHAnsi"/>
+          <w:i/>
+          <w:iCs/>
+        </w:rPr>
+        <w:t>; para tal fin se aporta como anexo el Certificado de Aportes a la Seguridad Social pagadas durante el periodo cotizado para revisión.</w:t>
       </w:r>
     </w:p>
     <w:bookmarkEnd w:id="5"/>
@@ -10158,7 +10103,7 @@
         <v:path o:extrusionok="f" gradientshapeok="t" o:connecttype="rect"/>
         <o:lock v:ext="edit" aspectratio="t"/>
       </v:shapetype>
-      <v:shape id="Imagen 1302488667" o:spid="_x0000_i1025" type="#_x0000_t75" style="width:10.9pt;height:10.9pt;visibility:visible;mso-wrap-style:square" o:bullet="t">
+      <v:shape id="Imagen 1302488667" o:spid="_x0000_i1025" type="#_x0000_t75" style="width:10.85pt;height:10.85pt;visibility:visible;mso-wrap-style:square" o:bullet="t">
         <v:imagedata r:id="rId1" o:title=""/>
       </v:shape>
     </w:pict>
